--- a/03_Team_Work/Team4/Milestone_3_Components/Ready/KU_M3_Team4_ProfileOrchestratorEITable_v02.docx
+++ b/03_Team_Work/Team4/Milestone_3_Components/Ready/KU_M3_Team4_ProfileOrchestratorEITable_v02.docx
@@ -79,7 +79,7 @@
     <w:tbl>
       <w:tblPr>
         <w:tblStyle w:val="TableGrid"/>
-        <w:tblW w:w="9355" w:type="dxa"/>
+        <w:tblW w:w="0" w:type="dxa"/>
         <w:tblLayout w:type="fixed"/>
         <w:tblLook w:val="04A0" w:firstRow="1" w:lastRow="0" w:firstColumn="1" w:lastColumn="0" w:noHBand="0" w:noVBand="1"/>
       </w:tblPr>
